--- a/project/chat.docx
+++ b/project/chat.docx
@@ -98,6 +98,7 @@
         <w:tc>
           <w:tcPr>
             <w:tcW w:w="9350" w:type="dxa"/>
+            <w:shd w:val="clear" w:color="auto" w:fill="D9F2D0" w:themeFill="accent6" w:themeFillTint="33"/>
           </w:tcPr>
           <w:p>
             <w:pPr>
@@ -110,7 +111,7 @@
               <w:rPr>
                 <w:rFonts w:ascii="Times New Roman" w:hAnsi="Times New Roman" w:cs="Times New Roman"/>
               </w:rPr>
-              <w:t>I am working on a multiple linear regression project using a small health related data set with three variables: sleep, caffeine, and stress. I want you to act as a thinking partner. Please do not give me the full answers. Instead, guide my thinking with explanations of why certain steps make sense and what ideas I should consider when making decisions.</w:t>
+              <w:t>I am working on a multiple linear regression project using a small health-related dataset with three variables: sleep, caffeine, and stress. Act as my thinking partner. Do not give me full answers or report-ready text. Instead, guide me step by step, and after each step, ask me one clarifying or reflective question before moving on. Explain why each step matters and what ideas I should consider when making decisions. Use general examples if needed, but do not use my dataset values or provide final interpretations.</w:t>
             </w:r>
           </w:p>
           <w:p>
@@ -132,21 +133,7 @@
               <w:rPr>
                 <w:rFonts w:ascii="Times New Roman" w:hAnsi="Times New Roman" w:cs="Times New Roman"/>
               </w:rPr>
-              <w:t xml:space="preserve">Please ask me </w:t>
-            </w:r>
-            <w:proofErr w:type="gramStart"/>
-            <w:r>
-              <w:rPr>
-                <w:rFonts w:ascii="Times New Roman" w:hAnsi="Times New Roman" w:cs="Times New Roman"/>
-              </w:rPr>
-              <w:t>clarifying</w:t>
-            </w:r>
-            <w:proofErr w:type="gramEnd"/>
-            <w:r>
-              <w:rPr>
-                <w:rFonts w:ascii="Times New Roman" w:hAnsi="Times New Roman" w:cs="Times New Roman"/>
-              </w:rPr>
-              <w:t xml:space="preserve"> questions when needed. Explain the reasoning behind each concept slowly and clearly. Help me understand the process rather than giving me the final interpretations or the exact text for my report.</w:t>
+              <w:t>Help me understand the process by asking questions like:</w:t>
             </w:r>
           </w:p>
           <w:p>
@@ -156,19 +143,11 @@
                 <w:rFonts w:ascii="Times New Roman" w:hAnsi="Times New Roman" w:cs="Times New Roman"/>
               </w:rPr>
             </w:pPr>
-          </w:p>
-          <w:p>
-            <w:pPr>
-              <w:ind w:left="720"/>
-              <w:rPr>
-                <w:rFonts w:ascii="Times New Roman" w:hAnsi="Times New Roman" w:cs="Times New Roman"/>
-              </w:rPr>
-            </w:pPr>
             <w:r>
               <w:rPr>
                 <w:rFonts w:ascii="Times New Roman" w:hAnsi="Times New Roman" w:cs="Times New Roman"/>
               </w:rPr>
-              <w:t>You may give examples of how to think about plots, interpretations, and model evaluation, but they should be general examples. They should not be statements that directly answer my project with specific values from my data set. Let me do the calculations, write the interpretations, and make the final decisions.</w:t>
+              <w:t>What does this coefficient mean in context?</w:t>
             </w:r>
           </w:p>
           <w:p>
@@ -178,115 +157,11 @@
                 <w:rFonts w:ascii="Times New Roman" w:hAnsi="Times New Roman" w:cs="Times New Roman"/>
               </w:rPr>
             </w:pPr>
-          </w:p>
-          <w:p>
-            <w:pPr>
-              <w:ind w:left="720"/>
-              <w:rPr>
-                <w:rFonts w:ascii="Times New Roman" w:hAnsi="Times New Roman" w:cs="Times New Roman"/>
-              </w:rPr>
-            </w:pPr>
             <w:r>
               <w:rPr>
                 <w:rFonts w:ascii="Times New Roman" w:hAnsi="Times New Roman" w:cs="Times New Roman"/>
               </w:rPr>
-              <w:t>H</w:t>
-            </w:r>
-            <w:r>
-              <w:rPr>
-                <w:rFonts w:ascii="Times New Roman" w:hAnsi="Times New Roman" w:cs="Times New Roman"/>
-              </w:rPr>
-              <w:t>elp me develop my understanding of multiple linear regression by asking reflective questions such as:</w:t>
-            </w:r>
-          </w:p>
-          <w:p>
-            <w:pPr>
-              <w:pStyle w:val="ListParagraph"/>
-              <w:numPr>
-                <w:ilvl w:val="0"/>
-                <w:numId w:val="8"/>
-              </w:numPr>
-              <w:rPr>
-                <w:rFonts w:ascii="Times New Roman" w:hAnsi="Times New Roman" w:cs="Times New Roman"/>
-              </w:rPr>
-            </w:pPr>
-            <w:r>
-              <w:rPr>
-                <w:rFonts w:ascii="Times New Roman" w:hAnsi="Times New Roman" w:cs="Times New Roman"/>
-              </w:rPr>
-              <w:t>What does this coefficient mean in context.</w:t>
-            </w:r>
-          </w:p>
-          <w:p>
-            <w:pPr>
-              <w:pStyle w:val="ListParagraph"/>
-              <w:numPr>
-                <w:ilvl w:val="0"/>
-                <w:numId w:val="8"/>
-              </w:numPr>
-              <w:rPr>
-                <w:rFonts w:ascii="Times New Roman" w:hAnsi="Times New Roman" w:cs="Times New Roman"/>
-              </w:rPr>
-            </w:pPr>
-            <w:r>
-              <w:rPr>
-                <w:rFonts w:ascii="Times New Roman" w:hAnsi="Times New Roman" w:cs="Times New Roman"/>
-              </w:rPr>
-              <w:t>How would I explain R squared to someone with no statistics background.</w:t>
-            </w:r>
-          </w:p>
-          <w:p>
-            <w:pPr>
-              <w:pStyle w:val="ListParagraph"/>
-              <w:numPr>
-                <w:ilvl w:val="0"/>
-                <w:numId w:val="8"/>
-              </w:numPr>
-              <w:rPr>
-                <w:rFonts w:ascii="Times New Roman" w:hAnsi="Times New Roman" w:cs="Times New Roman"/>
-              </w:rPr>
-            </w:pPr>
-            <w:r>
-              <w:rPr>
-                <w:rFonts w:ascii="Times New Roman" w:hAnsi="Times New Roman" w:cs="Times New Roman"/>
-              </w:rPr>
-              <w:t>Why might these predictors be related.</w:t>
-            </w:r>
-          </w:p>
-          <w:p>
-            <w:pPr>
-              <w:pStyle w:val="ListParagraph"/>
-              <w:numPr>
-                <w:ilvl w:val="0"/>
-                <w:numId w:val="8"/>
-              </w:numPr>
-              <w:rPr>
-                <w:rFonts w:ascii="Times New Roman" w:hAnsi="Times New Roman" w:cs="Times New Roman"/>
-              </w:rPr>
-            </w:pPr>
-            <w:r>
-              <w:rPr>
-                <w:rFonts w:ascii="Times New Roman" w:hAnsi="Times New Roman" w:cs="Times New Roman"/>
-              </w:rPr>
-              <w:t>What assumptions do I need to check.</w:t>
-            </w:r>
-          </w:p>
-          <w:p>
-            <w:pPr>
-              <w:pStyle w:val="ListParagraph"/>
-              <w:numPr>
-                <w:ilvl w:val="0"/>
-                <w:numId w:val="8"/>
-              </w:numPr>
-              <w:rPr>
-                <w:rFonts w:ascii="Times New Roman" w:hAnsi="Times New Roman" w:cs="Times New Roman"/>
-              </w:rPr>
-            </w:pPr>
-            <w:r>
-              <w:rPr>
-                <w:rFonts w:ascii="Times New Roman" w:hAnsi="Times New Roman" w:cs="Times New Roman"/>
-              </w:rPr>
-              <w:t>What limitations might I need to note.</w:t>
+              <w:t>How would I explain R squared to someone with no statistics background?</w:t>
             </w:r>
           </w:p>
           <w:p>
@@ -296,6 +171,12 @@
                 <w:rFonts w:ascii="Times New Roman" w:hAnsi="Times New Roman" w:cs="Times New Roman"/>
               </w:rPr>
             </w:pPr>
+            <w:r>
+              <w:rPr>
+                <w:rFonts w:ascii="Times New Roman" w:hAnsi="Times New Roman" w:cs="Times New Roman"/>
+              </w:rPr>
+              <w:t>Why might these predictors be related?</w:t>
+            </w:r>
           </w:p>
           <w:p>
             <w:pPr>
@@ -308,7 +189,43 @@
               <w:rPr>
                 <w:rFonts w:ascii="Times New Roman" w:hAnsi="Times New Roman" w:cs="Times New Roman"/>
               </w:rPr>
-              <w:t>Your role is to support my reasoning and to help me understand how to build and interpret the model step by step, but not to create my report content for me.</w:t>
+              <w:t>What assumptions should I check?</w:t>
+            </w:r>
+          </w:p>
+          <w:p>
+            <w:pPr>
+              <w:ind w:left="720"/>
+              <w:rPr>
+                <w:rFonts w:ascii="Times New Roman" w:hAnsi="Times New Roman" w:cs="Times New Roman"/>
+              </w:rPr>
+            </w:pPr>
+            <w:r>
+              <w:rPr>
+                <w:rFonts w:ascii="Times New Roman" w:hAnsi="Times New Roman" w:cs="Times New Roman"/>
+              </w:rPr>
+              <w:t>What limitations might I need to note?</w:t>
+            </w:r>
+          </w:p>
+          <w:p>
+            <w:pPr>
+              <w:ind w:left="720"/>
+              <w:rPr>
+                <w:rFonts w:ascii="Times New Roman" w:hAnsi="Times New Roman" w:cs="Times New Roman"/>
+              </w:rPr>
+            </w:pPr>
+          </w:p>
+          <w:p>
+            <w:pPr>
+              <w:ind w:left="720"/>
+              <w:rPr>
+                <w:rFonts w:ascii="Times New Roman" w:hAnsi="Times New Roman" w:cs="Times New Roman"/>
+              </w:rPr>
+            </w:pPr>
+            <w:r>
+              <w:rPr>
+                <w:rFonts w:ascii="Times New Roman" w:hAnsi="Times New Roman" w:cs="Times New Roman"/>
+              </w:rPr>
+              <w:t>Your role is to support my reasoning and help me understand how to build and interpret the model gradually, not to create my report content.</w:t>
             </w:r>
           </w:p>
         </w:tc>
@@ -592,7 +509,6 @@
         <w:rPr>
           <w:rFonts w:ascii="Times New Roman" w:hAnsi="Times New Roman" w:cs="Times New Roman"/>
         </w:rPr>
-        <w:lastRenderedPageBreak/>
         <w:t xml:space="preserve">Remember, the AI should not provide specific answers or write your </w:t>
       </w:r>
       <w:proofErr w:type="gramStart"/>
@@ -657,22 +573,48 @@
         <w:rPr>
           <w:rFonts w:ascii="Times New Roman" w:hAnsi="Times New Roman" w:cs="Times New Roman"/>
         </w:rPr>
-        <w:t>enter the following prompt to ask AI: “</w:t>
-      </w:r>
-      <w:r>
-        <w:rPr>
-          <w:rFonts w:ascii="Times New Roman" w:hAnsi="Times New Roman" w:cs="Times New Roman"/>
-          <w:b/>
-          <w:bCs/>
-        </w:rPr>
-        <w:t>Compile the entire conversation, clearly labeled to show which parts are AI inputs and which are my responses</w:t>
-      </w:r>
-      <w:r>
-        <w:rPr>
-          <w:rFonts w:ascii="Times New Roman" w:hAnsi="Times New Roman" w:cs="Times New Roman"/>
-        </w:rPr>
-        <w:t>.”</w:t>
-      </w:r>
+        <w:t xml:space="preserve">enter the following prompt: </w:t>
+      </w:r>
+    </w:p>
+    <w:tbl>
+      <w:tblPr>
+        <w:tblStyle w:val="TableGrid"/>
+        <w:tblW w:w="0" w:type="auto"/>
+        <w:tblLook w:val="04A0" w:firstRow="1" w:lastRow="0" w:firstColumn="1" w:lastColumn="0" w:noHBand="0" w:noVBand="1"/>
+      </w:tblPr>
+      <w:tblGrid>
+        <w:gridCol w:w="9350"/>
+      </w:tblGrid>
+      <w:tr>
+        <w:tc>
+          <w:tcPr>
+            <w:tcW w:w="9350" w:type="dxa"/>
+            <w:shd w:val="clear" w:color="auto" w:fill="D9F2D0" w:themeFill="accent6" w:themeFillTint="33"/>
+          </w:tcPr>
+          <w:p>
+            <w:pPr>
+              <w:ind w:left="720"/>
+              <w:rPr>
+                <w:rFonts w:ascii="Times New Roman" w:hAnsi="Times New Roman" w:cs="Times New Roman"/>
+              </w:rPr>
+            </w:pPr>
+            <w:r>
+              <w:rPr>
+                <w:rFonts w:ascii="Times New Roman" w:hAnsi="Times New Roman" w:cs="Times New Roman"/>
+              </w:rPr>
+              <w:t>Compile the entire conversation, clearly labeled to show which parts are AI inputs and which are my responses.</w:t>
+            </w:r>
+          </w:p>
+        </w:tc>
+      </w:tr>
+    </w:tbl>
+    <w:p>
+      <w:pPr>
+        <w:spacing w:after="0" w:line="240" w:lineRule="auto"/>
+        <w:rPr>
+          <w:rFonts w:ascii="Times New Roman" w:hAnsi="Times New Roman" w:cs="Times New Roman"/>
+        </w:rPr>
+      </w:pPr>
     </w:p>
     <w:p>
       <w:pPr>
@@ -690,6 +632,7 @@
         <w:rPr>
           <w:rFonts w:ascii="Times New Roman" w:hAnsi="Times New Roman" w:cs="Times New Roman"/>
         </w:rPr>
+        <w:lastRenderedPageBreak/>
         <w:t xml:space="preserve">The AI will generate the entire conversation history. </w:t>
       </w:r>
     </w:p>
@@ -901,7 +844,7 @@
                 <w:noProof/>
               </w:rPr>
               <w:drawing>
-                <wp:inline distT="0" distB="0" distL="0" distR="0" wp14:anchorId="0259426A" wp14:editId="266FD0B1">
+                <wp:inline distT="0" distB="0" distL="0" distR="0" wp14:anchorId="0259426A" wp14:editId="25AAF328">
                   <wp:extent cx="1338943" cy="482019"/>
                   <wp:effectExtent l="0" t="0" r="0" b="635"/>
                   <wp:docPr id="509881118" name="Picture 1" descr="A screen shot of a black background&#10;&#10;AI-generated content may be incorrect."/>

--- a/project/chat.docx
+++ b/project/chat.docx
@@ -548,7 +548,7 @@
           <w:szCs w:val="24"/>
           <w:u w:val="single"/>
         </w:rPr>
-        <w:t>Step 5: Save and Document the Conversation</w:t>
+        <w:t>Step 5: Save the Conversation</w:t>
       </w:r>
     </w:p>
     <w:p>
@@ -558,22 +558,48 @@
           <w:ilvl w:val="0"/>
           <w:numId w:val="5"/>
         </w:numPr>
-        <w:spacing w:after="0" w:line="240" w:lineRule="auto"/>
-        <w:rPr>
-          <w:rFonts w:ascii="Times New Roman" w:hAnsi="Times New Roman" w:cs="Times New Roman"/>
-        </w:rPr>
-      </w:pPr>
-      <w:r>
-        <w:rPr>
-          <w:rFonts w:ascii="Times New Roman" w:hAnsi="Times New Roman" w:cs="Times New Roman"/>
-        </w:rPr>
-        <w:t xml:space="preserve">When you finish, </w:t>
-      </w:r>
-      <w:r>
-        <w:rPr>
-          <w:rFonts w:ascii="Times New Roman" w:hAnsi="Times New Roman" w:cs="Times New Roman"/>
-        </w:rPr>
-        <w:t xml:space="preserve">enter the following prompt: </w:t>
+        <w:rPr>
+          <w:rFonts w:ascii="Times New Roman" w:hAnsi="Times New Roman" w:cs="Times New Roman"/>
+        </w:rPr>
+      </w:pPr>
+      <w:r>
+        <w:rPr>
+          <w:rFonts w:ascii="Times New Roman" w:hAnsi="Times New Roman" w:cs="Times New Roman"/>
+          <w:color w:val="000000"/>
+        </w:rPr>
+        <w:t>Upon completion, select the ellipsis menu (the three dots) located beside this Chat conversation.</w:t>
+      </w:r>
+    </w:p>
+    <w:p>
+      <w:pPr>
+        <w:pStyle w:val="ListParagraph"/>
+        <w:numPr>
+          <w:ilvl w:val="0"/>
+          <w:numId w:val="5"/>
+        </w:numPr>
+        <w:rPr>
+          <w:rFonts w:ascii="Times New Roman" w:hAnsi="Times New Roman" w:cs="Times New Roman"/>
+        </w:rPr>
+      </w:pPr>
+      <w:r>
+        <w:rPr>
+          <w:rFonts w:ascii="Times New Roman" w:hAnsi="Times New Roman" w:cs="Times New Roman"/>
+        </w:rPr>
+        <w:t>Click “</w:t>
+      </w:r>
+      <w:r>
+        <w:rPr>
+          <w:rFonts w:ascii="Times New Roman" w:hAnsi="Times New Roman" w:cs="Times New Roman"/>
+          <w:b/>
+          <w:bCs/>
+        </w:rPr>
+        <w:t>Share”</w:t>
+      </w:r>
+      <w:r>
+        <w:rPr>
+          <w:rFonts w:ascii="Times New Roman" w:hAnsi="Times New Roman" w:cs="Times New Roman"/>
+        </w:rPr>
+        <w:t xml:space="preserve"> to obtain the share link.</w:t>
       </w:r>
     </w:p>
     <w:tbl>
@@ -583,115 +609,14 @@
         <w:tblLook w:val="04A0" w:firstRow="1" w:lastRow="0" w:firstColumn="1" w:lastColumn="0" w:noHBand="0" w:noVBand="1"/>
       </w:tblPr>
       <w:tblGrid>
-        <w:gridCol w:w="9350"/>
+        <w:gridCol w:w="2814"/>
+        <w:gridCol w:w="6536"/>
       </w:tblGrid>
       <w:tr>
         <w:tc>
           <w:tcPr>
             <w:tcW w:w="9350" w:type="dxa"/>
-            <w:shd w:val="clear" w:color="auto" w:fill="D9F2D0" w:themeFill="accent6" w:themeFillTint="33"/>
-          </w:tcPr>
-          <w:p>
-            <w:pPr>
-              <w:ind w:left="720"/>
-              <w:rPr>
-                <w:rFonts w:ascii="Times New Roman" w:hAnsi="Times New Roman" w:cs="Times New Roman"/>
-              </w:rPr>
-            </w:pPr>
-            <w:r>
-              <w:rPr>
-                <w:rFonts w:ascii="Times New Roman" w:hAnsi="Times New Roman" w:cs="Times New Roman"/>
-              </w:rPr>
-              <w:t>Compile the entire conversation, clearly labeled to show which parts are AI inputs and which are my responses.</w:t>
-            </w:r>
-          </w:p>
-        </w:tc>
-      </w:tr>
-    </w:tbl>
-    <w:p>
-      <w:pPr>
-        <w:spacing w:after="0" w:line="240" w:lineRule="auto"/>
-        <w:rPr>
-          <w:rFonts w:ascii="Times New Roman" w:hAnsi="Times New Roman" w:cs="Times New Roman"/>
-        </w:rPr>
-      </w:pPr>
-    </w:p>
-    <w:p>
-      <w:pPr>
-        <w:pStyle w:val="ListParagraph"/>
-        <w:numPr>
-          <w:ilvl w:val="0"/>
-          <w:numId w:val="5"/>
-        </w:numPr>
-        <w:spacing w:after="0" w:line="240" w:lineRule="auto"/>
-        <w:rPr>
-          <w:rFonts w:ascii="Times New Roman" w:hAnsi="Times New Roman" w:cs="Times New Roman"/>
-        </w:rPr>
-      </w:pPr>
-      <w:r>
-        <w:rPr>
-          <w:rFonts w:ascii="Times New Roman" w:hAnsi="Times New Roman" w:cs="Times New Roman"/>
-        </w:rPr>
-        <w:lastRenderedPageBreak/>
-        <w:t xml:space="preserve">The AI will generate the entire conversation history. </w:t>
-      </w:r>
-    </w:p>
-    <w:p>
-      <w:pPr>
-        <w:pStyle w:val="ListParagraph"/>
-        <w:numPr>
-          <w:ilvl w:val="0"/>
-          <w:numId w:val="5"/>
-        </w:numPr>
-        <w:spacing w:after="0" w:line="240" w:lineRule="auto"/>
-        <w:rPr>
-          <w:rFonts w:ascii="Times New Roman" w:hAnsi="Times New Roman" w:cs="Times New Roman"/>
-        </w:rPr>
-      </w:pPr>
-      <w:r>
-        <w:rPr>
-          <w:rFonts w:ascii="Times New Roman" w:hAnsi="Times New Roman" w:cs="Times New Roman"/>
-        </w:rPr>
-        <w:t xml:space="preserve">Click </w:t>
-      </w:r>
-      <w:r>
-        <w:rPr>
-          <w:rFonts w:ascii="Times New Roman" w:hAnsi="Times New Roman" w:cs="Times New Roman"/>
-        </w:rPr>
-        <w:t>the copy icon</w:t>
-      </w:r>
-      <w:r>
-        <w:rPr>
-          <w:rFonts w:ascii="Times New Roman" w:hAnsi="Times New Roman" w:cs="Times New Roman"/>
-        </w:rPr>
-        <w:t xml:space="preserve"> below the last conversation.</w:t>
-      </w:r>
-    </w:p>
-    <w:p>
-      <w:pPr>
-        <w:pStyle w:val="ListParagraph"/>
-        <w:spacing w:after="0" w:line="240" w:lineRule="auto"/>
-        <w:rPr>
-          <w:rFonts w:ascii="Times New Roman" w:hAnsi="Times New Roman" w:cs="Times New Roman"/>
-        </w:rPr>
-      </w:pPr>
-    </w:p>
-    <w:tbl>
-      <w:tblPr>
-        <w:tblStyle w:val="TableGrid"/>
-        <w:tblW w:w="0" w:type="auto"/>
-        <w:tblLook w:val="04A0" w:firstRow="1" w:lastRow="0" w:firstColumn="1" w:lastColumn="0" w:noHBand="0" w:noVBand="1"/>
-      </w:tblPr>
-      <w:tblGrid>
-        <w:gridCol w:w="3116"/>
-        <w:gridCol w:w="3117"/>
-        <w:gridCol w:w="3117"/>
-      </w:tblGrid>
-      <w:tr>
-        <w:tc>
-          <w:tcPr>
-            <w:tcW w:w="9350" w:type="dxa"/>
-            <w:gridSpan w:val="3"/>
+            <w:gridSpan w:val="2"/>
           </w:tcPr>
           <w:p>
             <w:pPr>
@@ -704,15 +629,33 @@
               <w:rPr>
                 <w:rFonts w:ascii="Times New Roman" w:hAnsi="Times New Roman" w:cs="Times New Roman"/>
               </w:rPr>
-              <w:t>Where to find the Copy icon in different AI tools</w:t>
+              <w:lastRenderedPageBreak/>
+              <w:t xml:space="preserve">Where to find the </w:t>
+            </w:r>
+            <w:r>
+              <w:rPr>
+                <w:rFonts w:ascii="Times New Roman" w:hAnsi="Times New Roman" w:cs="Times New Roman"/>
+                <w:b/>
+                <w:bCs/>
+              </w:rPr>
+              <w:t>SHARE</w:t>
+            </w:r>
+            <w:r>
+              <w:rPr>
+                <w:rFonts w:ascii="Times New Roman" w:hAnsi="Times New Roman" w:cs="Times New Roman"/>
+              </w:rPr>
+              <w:t xml:space="preserve"> button in different AI tools</w:t>
             </w:r>
           </w:p>
         </w:tc>
       </w:tr>
       <w:tr>
+        <w:trPr>
+          <w:trHeight w:val="4652"/>
+        </w:trPr>
         <w:tc>
           <w:tcPr>
-            <w:tcW w:w="3116" w:type="dxa"/>
+            <w:tcW w:w="2814" w:type="dxa"/>
           </w:tcPr>
           <w:p>
             <w:pPr>
@@ -731,7 +674,69 @@
         </w:tc>
         <w:tc>
           <w:tcPr>
-            <w:tcW w:w="3117" w:type="dxa"/>
+            <w:tcW w:w="6536" w:type="dxa"/>
+          </w:tcPr>
+          <w:p>
+            <w:pPr>
+              <w:jc w:val="center"/>
+              <w:rPr>
+                <w:rFonts w:ascii="Times New Roman" w:hAnsi="Times New Roman" w:cs="Times New Roman"/>
+              </w:rPr>
+            </w:pPr>
+            <w:r>
+              <w:rPr>
+                <w:rFonts w:ascii="Times New Roman" w:hAnsi="Times New Roman" w:cs="Times New Roman"/>
+                <w:noProof/>
+              </w:rPr>
+              <w:drawing>
+                <wp:inline distT="0" distB="0" distL="0" distR="0" wp14:anchorId="2DDDC0F1" wp14:editId="46ADDDD4">
+                  <wp:extent cx="2332171" cy="2915216"/>
+                  <wp:effectExtent l="0" t="0" r="5080" b="6350"/>
+                  <wp:docPr id="1296438266" name="Picture 2" descr="A screenshot of a chat&#10;&#10;AI-generated content may be incorrect."/>
+                  <wp:cNvGraphicFramePr>
+                    <a:graphicFrameLocks xmlns:a="http://schemas.openxmlformats.org/drawingml/2006/main" noChangeAspect="1"/>
+                  </wp:cNvGraphicFramePr>
+                  <a:graphic xmlns:a="http://schemas.openxmlformats.org/drawingml/2006/main">
+                    <a:graphicData uri="http://schemas.openxmlformats.org/drawingml/2006/picture">
+                      <pic:pic xmlns:pic="http://schemas.openxmlformats.org/drawingml/2006/picture">
+                        <pic:nvPicPr>
+                          <pic:cNvPr id="1296438266" name="Picture 2" descr="A screenshot of a chat&#10;&#10;AI-generated content may be incorrect."/>
+                          <pic:cNvPicPr/>
+                        </pic:nvPicPr>
+                        <pic:blipFill>
+                          <a:blip r:embed="rId8" cstate="print">
+                            <a:extLst>
+                              <a:ext uri="{28A0092B-C50C-407E-A947-70E740481C1C}">
+                                <a14:useLocalDpi xmlns:a14="http://schemas.microsoft.com/office/drawing/2010/main" val="0"/>
+                              </a:ext>
+                            </a:extLst>
+                          </a:blip>
+                          <a:stretch>
+                            <a:fillRect/>
+                          </a:stretch>
+                        </pic:blipFill>
+                        <pic:spPr>
+                          <a:xfrm>
+                            <a:off x="0" y="0"/>
+                            <a:ext cx="2418342" cy="3022930"/>
+                          </a:xfrm>
+                          <a:prstGeom prst="rect">
+                            <a:avLst/>
+                          </a:prstGeom>
+                        </pic:spPr>
+                      </pic:pic>
+                    </a:graphicData>
+                  </a:graphic>
+                </wp:inline>
+              </w:drawing>
+            </w:r>
+          </w:p>
+        </w:tc>
+      </w:tr>
+      <w:tr>
+        <w:tc>
+          <w:tcPr>
+            <w:tcW w:w="2814" w:type="dxa"/>
           </w:tcPr>
           <w:p>
             <w:pPr>
@@ -750,7 +755,7 @@
         </w:tc>
         <w:tc>
           <w:tcPr>
-            <w:tcW w:w="3117" w:type="dxa"/>
+            <w:tcW w:w="6536" w:type="dxa"/>
           </w:tcPr>
           <w:p>
             <w:pPr>
@@ -762,33 +767,13 @@
             <w:r>
               <w:rPr>
                 <w:rFonts w:ascii="Times New Roman" w:hAnsi="Times New Roman" w:cs="Times New Roman"/>
-              </w:rPr>
-              <w:t>Copilot</w:t>
-            </w:r>
-          </w:p>
-        </w:tc>
-      </w:tr>
-      <w:tr>
-        <w:tc>
-          <w:tcPr>
-            <w:tcW w:w="3116" w:type="dxa"/>
-          </w:tcPr>
-          <w:p>
-            <w:pPr>
-              <w:rPr>
-                <w:rFonts w:ascii="Times New Roman" w:hAnsi="Times New Roman" w:cs="Times New Roman"/>
-              </w:rPr>
-            </w:pPr>
-            <w:r>
-              <w:rPr>
-                <w:rFonts w:ascii="Times New Roman" w:hAnsi="Times New Roman" w:cs="Times New Roman"/>
                 <w:noProof/>
               </w:rPr>
               <w:drawing>
-                <wp:inline distT="0" distB="0" distL="0" distR="0" wp14:anchorId="42EDE9C0" wp14:editId="4A654561">
-                  <wp:extent cx="1162496" cy="489857"/>
-                  <wp:effectExtent l="0" t="0" r="0" b="5715"/>
-                  <wp:docPr id="827491282" name="Picture 3" descr="A screenshot of a phone&#10;&#10;AI-generated content may be incorrect."/>
+                <wp:inline distT="0" distB="0" distL="0" distR="0" wp14:anchorId="39FB450C" wp14:editId="3CF9653E">
+                  <wp:extent cx="2217863" cy="2082297"/>
+                  <wp:effectExtent l="0" t="0" r="5080" b="635"/>
+                  <wp:docPr id="491379936" name="Picture 3" descr="A screenshot of a computer&#10;&#10;AI-generated content may be incorrect."/>
                   <wp:cNvGraphicFramePr>
                     <a:graphicFrameLocks xmlns:a="http://schemas.openxmlformats.org/drawingml/2006/main" noChangeAspect="1"/>
                   </wp:cNvGraphicFramePr>
@@ -796,66 +781,7 @@
                     <a:graphicData uri="http://schemas.openxmlformats.org/drawingml/2006/picture">
                       <pic:pic xmlns:pic="http://schemas.openxmlformats.org/drawingml/2006/picture">
                         <pic:nvPicPr>
-                          <pic:cNvPr id="827491282" name="Picture 3" descr="A screenshot of a phone&#10;&#10;AI-generated content may be incorrect."/>
-                          <pic:cNvPicPr/>
-                        </pic:nvPicPr>
-                        <pic:blipFill>
-                          <a:blip r:embed="rId8" cstate="print">
-                            <a:extLst>
-                              <a:ext uri="{28A0092B-C50C-407E-A947-70E740481C1C}">
-                                <a14:useLocalDpi xmlns:a14="http://schemas.microsoft.com/office/drawing/2010/main" val="0"/>
-                              </a:ext>
-                            </a:extLst>
-                          </a:blip>
-                          <a:stretch>
-                            <a:fillRect/>
-                          </a:stretch>
-                        </pic:blipFill>
-                        <pic:spPr>
-                          <a:xfrm>
-                            <a:off x="0" y="0"/>
-                            <a:ext cx="1233991" cy="519984"/>
-                          </a:xfrm>
-                          <a:prstGeom prst="rect">
-                            <a:avLst/>
-                          </a:prstGeom>
-                        </pic:spPr>
-                      </pic:pic>
-                    </a:graphicData>
-                  </a:graphic>
-                </wp:inline>
-              </w:drawing>
-            </w:r>
-          </w:p>
-        </w:tc>
-        <w:tc>
-          <w:tcPr>
-            <w:tcW w:w="3117" w:type="dxa"/>
-          </w:tcPr>
-          <w:p>
-            <w:pPr>
-              <w:rPr>
-                <w:rFonts w:ascii="Times New Roman" w:hAnsi="Times New Roman" w:cs="Times New Roman"/>
-              </w:rPr>
-            </w:pPr>
-            <w:r>
-              <w:rPr>
-                <w:rFonts w:ascii="Times New Roman" w:hAnsi="Times New Roman" w:cs="Times New Roman"/>
-                <w:noProof/>
-              </w:rPr>
-              <w:drawing>
-                <wp:inline distT="0" distB="0" distL="0" distR="0" wp14:anchorId="0259426A" wp14:editId="25AAF328">
-                  <wp:extent cx="1338943" cy="482019"/>
-                  <wp:effectExtent l="0" t="0" r="0" b="635"/>
-                  <wp:docPr id="509881118" name="Picture 1" descr="A screen shot of a black background&#10;&#10;AI-generated content may be incorrect."/>
-                  <wp:cNvGraphicFramePr>
-                    <a:graphicFrameLocks xmlns:a="http://schemas.openxmlformats.org/drawingml/2006/main" noChangeAspect="1"/>
-                  </wp:cNvGraphicFramePr>
-                  <a:graphic xmlns:a="http://schemas.openxmlformats.org/drawingml/2006/main">
-                    <a:graphicData uri="http://schemas.openxmlformats.org/drawingml/2006/picture">
-                      <pic:pic xmlns:pic="http://schemas.openxmlformats.org/drawingml/2006/picture">
-                        <pic:nvPicPr>
-                          <pic:cNvPr id="509881118" name="Picture 1" descr="A screen shot of a black background&#10;&#10;AI-generated content may be incorrect."/>
+                          <pic:cNvPr id="491379936" name="Picture 3" descr="A screenshot of a computer&#10;&#10;AI-generated content may be incorrect."/>
                           <pic:cNvPicPr/>
                         </pic:nvPicPr>
                         <pic:blipFill>
@@ -873,7 +799,7 @@
                         <pic:spPr>
                           <a:xfrm>
                             <a:off x="0" y="0"/>
-                            <a:ext cx="1415399" cy="509543"/>
+                            <a:ext cx="2268779" cy="2130101"/>
                           </a:xfrm>
                           <a:prstGeom prst="rect">
                             <a:avLst/>
@@ -887,12 +813,34 @@
             </w:r>
           </w:p>
         </w:tc>
+      </w:tr>
+      <w:tr>
         <w:tc>
           <w:tcPr>
-            <w:tcW w:w="3117" w:type="dxa"/>
+            <w:tcW w:w="2814" w:type="dxa"/>
           </w:tcPr>
           <w:p>
             <w:pPr>
+              <w:jc w:val="center"/>
+              <w:rPr>
+                <w:rFonts w:ascii="Times New Roman" w:hAnsi="Times New Roman" w:cs="Times New Roman"/>
+              </w:rPr>
+            </w:pPr>
+            <w:r>
+              <w:rPr>
+                <w:rFonts w:ascii="Times New Roman" w:hAnsi="Times New Roman" w:cs="Times New Roman"/>
+              </w:rPr>
+              <w:t>Copilot</w:t>
+            </w:r>
+          </w:p>
+        </w:tc>
+        <w:tc>
+          <w:tcPr>
+            <w:tcW w:w="6536" w:type="dxa"/>
+          </w:tcPr>
+          <w:p>
+            <w:pPr>
+              <w:jc w:val="center"/>
               <w:rPr>
                 <w:rFonts w:ascii="Times New Roman" w:hAnsi="Times New Roman" w:cs="Times New Roman"/>
               </w:rPr>
@@ -903,10 +851,10 @@
                 <w:noProof/>
               </w:rPr>
               <w:drawing>
-                <wp:inline distT="0" distB="0" distL="0" distR="0" wp14:anchorId="5602A074" wp14:editId="0D50C876">
-                  <wp:extent cx="1632857" cy="533696"/>
-                  <wp:effectExtent l="0" t="0" r="5715" b="0"/>
-                  <wp:docPr id="1428397826" name="Picture 2" descr="A screenshot of a phone&#10;&#10;AI-generated content may be incorrect."/>
+                <wp:inline distT="0" distB="0" distL="0" distR="0" wp14:anchorId="1EEEB515" wp14:editId="149F43D1">
+                  <wp:extent cx="2253878" cy="2897109"/>
+                  <wp:effectExtent l="0" t="0" r="0" b="0"/>
+                  <wp:docPr id="82034998" name="Picture 4" descr="A screenshot of a computer&#10;&#10;AI-generated content may be incorrect."/>
                   <wp:cNvGraphicFramePr>
                     <a:graphicFrameLocks xmlns:a="http://schemas.openxmlformats.org/drawingml/2006/main" noChangeAspect="1"/>
                   </wp:cNvGraphicFramePr>
@@ -914,7 +862,7 @@
                     <a:graphicData uri="http://schemas.openxmlformats.org/drawingml/2006/picture">
                       <pic:pic xmlns:pic="http://schemas.openxmlformats.org/drawingml/2006/picture">
                         <pic:nvPicPr>
-                          <pic:cNvPr id="1428397826" name="Picture 2" descr="A screenshot of a phone&#10;&#10;AI-generated content may be incorrect."/>
+                          <pic:cNvPr id="82034998" name="Picture 4" descr="A screenshot of a computer&#10;&#10;AI-generated content may be incorrect."/>
                           <pic:cNvPicPr/>
                         </pic:nvPicPr>
                         <pic:blipFill>
@@ -932,7 +880,7 @@
                         <pic:spPr>
                           <a:xfrm>
                             <a:off x="0" y="0"/>
-                            <a:ext cx="1716419" cy="561008"/>
+                            <a:ext cx="2285331" cy="2937538"/>
                           </a:xfrm>
                           <a:prstGeom prst="rect">
                             <a:avLst/>
@@ -945,19 +893,12 @@
               </w:drawing>
             </w:r>
           </w:p>
-          <w:p>
-            <w:pPr>
-              <w:rPr>
-                <w:rFonts w:ascii="Times New Roman" w:hAnsi="Times New Roman" w:cs="Times New Roman"/>
-              </w:rPr>
-            </w:pPr>
-          </w:p>
         </w:tc>
       </w:tr>
     </w:tbl>
     <w:p>
       <w:pPr>
-        <w:spacing w:after="0" w:line="240" w:lineRule="auto"/>
+        <w:pStyle w:val="ListParagraph"/>
         <w:rPr>
           <w:rFonts w:ascii="Times New Roman" w:hAnsi="Times New Roman" w:cs="Times New Roman"/>
         </w:rPr>
@@ -979,6 +920,37 @@
         <w:rPr>
           <w:rFonts w:ascii="Times New Roman" w:hAnsi="Times New Roman" w:cs="Times New Roman"/>
         </w:rPr>
+        <w:t xml:space="preserve">Click </w:t>
+      </w:r>
+      <w:r>
+        <w:rPr>
+          <w:rFonts w:ascii="Times New Roman" w:hAnsi="Times New Roman" w:cs="Times New Roman"/>
+        </w:rPr>
+        <w:t>the copy icon</w:t>
+      </w:r>
+      <w:r>
+        <w:rPr>
+          <w:rFonts w:ascii="Times New Roman" w:hAnsi="Times New Roman" w:cs="Times New Roman"/>
+        </w:rPr>
+        <w:t xml:space="preserve"> below the last conversation.</w:t>
+      </w:r>
+    </w:p>
+    <w:p>
+      <w:pPr>
+        <w:pStyle w:val="ListParagraph"/>
+        <w:numPr>
+          <w:ilvl w:val="0"/>
+          <w:numId w:val="5"/>
+        </w:numPr>
+        <w:spacing w:after="0" w:line="240" w:lineRule="auto"/>
+        <w:rPr>
+          <w:rFonts w:ascii="Times New Roman" w:hAnsi="Times New Roman" w:cs="Times New Roman"/>
+        </w:rPr>
+      </w:pPr>
+      <w:r>
+        <w:rPr>
+          <w:rFonts w:ascii="Times New Roman" w:hAnsi="Times New Roman" w:cs="Times New Roman"/>
+        </w:rPr>
         <w:t>Paste the conversation into a Word document.</w:t>
       </w:r>
     </w:p>
@@ -1015,7 +987,7 @@
           <w:szCs w:val="24"/>
           <w:u w:val="single"/>
         </w:rPr>
-        <w:t xml:space="preserve">Put the </w:t>
+        <w:t>P</w:t>
       </w:r>
       <w:r>
         <w:rPr>
@@ -1026,7 +998,7 @@
           <w:szCs w:val="24"/>
           <w:u w:val="single"/>
         </w:rPr>
-        <w:t>E</w:t>
+        <w:t>aste the Link</w:t>
       </w:r>
       <w:r>
         <w:rPr>
@@ -1037,51 +1009,7 @@
           <w:szCs w:val="24"/>
           <w:u w:val="single"/>
         </w:rPr>
-        <w:t xml:space="preserve">ntire </w:t>
-      </w:r>
-      <w:r>
-        <w:rPr>
-          <w:rFonts w:ascii="Times New Roman" w:hAnsi="Times New Roman" w:cs="Times New Roman"/>
-          <w:b/>
-          <w:bCs/>
-          <w:sz w:val="24"/>
-          <w:szCs w:val="24"/>
-          <w:u w:val="single"/>
-        </w:rPr>
-        <w:t>C</w:t>
-      </w:r>
-      <w:r>
-        <w:rPr>
-          <w:rFonts w:ascii="Times New Roman" w:hAnsi="Times New Roman" w:cs="Times New Roman"/>
-          <w:b/>
-          <w:bCs/>
-          <w:sz w:val="24"/>
-          <w:szCs w:val="24"/>
-          <w:u w:val="single"/>
-        </w:rPr>
-        <w:t xml:space="preserve">hat </w:t>
-      </w:r>
-      <w:r>
-        <w:rPr>
-          <w:rFonts w:ascii="Times New Roman" w:hAnsi="Times New Roman" w:cs="Times New Roman"/>
-          <w:b/>
-          <w:bCs/>
-          <w:sz w:val="24"/>
-          <w:szCs w:val="24"/>
-          <w:u w:val="single"/>
-        </w:rPr>
-        <w:t>H</w:t>
-      </w:r>
-      <w:r>
-        <w:rPr>
-          <w:rFonts w:ascii="Times New Roman" w:hAnsi="Times New Roman" w:cs="Times New Roman"/>
-          <w:b/>
-          <w:bCs/>
-          <w:sz w:val="24"/>
-          <w:szCs w:val="24"/>
-          <w:u w:val="single"/>
-        </w:rPr>
-        <w:t xml:space="preserve">istory </w:t>
+        <w:t xml:space="preserve"> </w:t>
       </w:r>
       <w:r>
         <w:rPr>
@@ -1786,6 +1714,119 @@
     </w:lvl>
   </w:abstractNum>
   <w:abstractNum w:abstractNumId="6" w15:restartNumberingAfterBreak="0">
+    <w:nsid w:val="45A45DC0"/>
+    <w:multiLevelType w:val="multilevel"/>
+    <w:tmpl w:val="B17ECC80"/>
+    <w:lvl w:ilvl="0">
+      <w:start w:val="1"/>
+      <w:numFmt w:val="decimal"/>
+      <w:lvlText w:val="%1."/>
+      <w:lvlJc w:val="left"/>
+      <w:pPr>
+        <w:ind w:left="1440" w:hanging="360"/>
+      </w:pPr>
+      <w:rPr>
+        <w:rFonts w:hint="default"/>
+      </w:rPr>
+    </w:lvl>
+    <w:lvl w:ilvl="1" w:tentative="1">
+      <w:start w:val="1"/>
+      <w:numFmt w:val="bullet"/>
+      <w:lvlText w:val="o"/>
+      <w:lvlJc w:val="left"/>
+      <w:pPr>
+        <w:ind w:left="2160" w:hanging="360"/>
+      </w:pPr>
+      <w:rPr>
+        <w:rFonts w:ascii="Courier New" w:hAnsi="Courier New" w:cs="Courier New" w:hint="default"/>
+      </w:rPr>
+    </w:lvl>
+    <w:lvl w:ilvl="2" w:tentative="1">
+      <w:start w:val="1"/>
+      <w:numFmt w:val="bullet"/>
+      <w:lvlText w:val=""/>
+      <w:lvlJc w:val="left"/>
+      <w:pPr>
+        <w:ind w:left="2880" w:hanging="360"/>
+      </w:pPr>
+      <w:rPr>
+        <w:rFonts w:ascii="Wingdings" w:hAnsi="Wingdings" w:hint="default"/>
+      </w:rPr>
+    </w:lvl>
+    <w:lvl w:ilvl="3" w:tentative="1">
+      <w:start w:val="1"/>
+      <w:numFmt w:val="bullet"/>
+      <w:lvlText w:val=""/>
+      <w:lvlJc w:val="left"/>
+      <w:pPr>
+        <w:ind w:left="3600" w:hanging="360"/>
+      </w:pPr>
+      <w:rPr>
+        <w:rFonts w:ascii="Symbol" w:hAnsi="Symbol" w:hint="default"/>
+      </w:rPr>
+    </w:lvl>
+    <w:lvl w:ilvl="4" w:tentative="1">
+      <w:start w:val="1"/>
+      <w:numFmt w:val="bullet"/>
+      <w:lvlText w:val="o"/>
+      <w:lvlJc w:val="left"/>
+      <w:pPr>
+        <w:ind w:left="4320" w:hanging="360"/>
+      </w:pPr>
+      <w:rPr>
+        <w:rFonts w:ascii="Courier New" w:hAnsi="Courier New" w:cs="Courier New" w:hint="default"/>
+      </w:rPr>
+    </w:lvl>
+    <w:lvl w:ilvl="5" w:tentative="1">
+      <w:start w:val="1"/>
+      <w:numFmt w:val="bullet"/>
+      <w:lvlText w:val=""/>
+      <w:lvlJc w:val="left"/>
+      <w:pPr>
+        <w:ind w:left="5040" w:hanging="360"/>
+      </w:pPr>
+      <w:rPr>
+        <w:rFonts w:ascii="Wingdings" w:hAnsi="Wingdings" w:hint="default"/>
+      </w:rPr>
+    </w:lvl>
+    <w:lvl w:ilvl="6" w:tentative="1">
+      <w:start w:val="1"/>
+      <w:numFmt w:val="bullet"/>
+      <w:lvlText w:val=""/>
+      <w:lvlJc w:val="left"/>
+      <w:pPr>
+        <w:ind w:left="5760" w:hanging="360"/>
+      </w:pPr>
+      <w:rPr>
+        <w:rFonts w:ascii="Symbol" w:hAnsi="Symbol" w:hint="default"/>
+      </w:rPr>
+    </w:lvl>
+    <w:lvl w:ilvl="7" w:tentative="1">
+      <w:start w:val="1"/>
+      <w:numFmt w:val="bullet"/>
+      <w:lvlText w:val="o"/>
+      <w:lvlJc w:val="left"/>
+      <w:pPr>
+        <w:ind w:left="6480" w:hanging="360"/>
+      </w:pPr>
+      <w:rPr>
+        <w:rFonts w:ascii="Courier New" w:hAnsi="Courier New" w:cs="Courier New" w:hint="default"/>
+      </w:rPr>
+    </w:lvl>
+    <w:lvl w:ilvl="8" w:tentative="1">
+      <w:start w:val="1"/>
+      <w:numFmt w:val="bullet"/>
+      <w:lvlText w:val=""/>
+      <w:lvlJc w:val="left"/>
+      <w:pPr>
+        <w:ind w:left="7200" w:hanging="360"/>
+      </w:pPr>
+      <w:rPr>
+        <w:rFonts w:ascii="Wingdings" w:hAnsi="Wingdings" w:hint="default"/>
+      </w:rPr>
+    </w:lvl>
+  </w:abstractNum>
+  <w:abstractNum w:abstractNumId="7" w15:restartNumberingAfterBreak="0">
     <w:nsid w:val="46783EA0"/>
     <w:multiLevelType w:val="multilevel"/>
     <w:tmpl w:val="8F38FA02"/>
@@ -1898,7 +1939,7 @@
       </w:rPr>
     </w:lvl>
   </w:abstractNum>
-  <w:abstractNum w:abstractNumId="7" w15:restartNumberingAfterBreak="0">
+  <w:abstractNum w:abstractNumId="8" w15:restartNumberingAfterBreak="0">
     <w:nsid w:val="58BC7B00"/>
     <w:multiLevelType w:val="hybridMultilevel"/>
     <w:tmpl w:val="0B565BF0"/>
@@ -2027,13 +2068,16 @@
     <w:abstractNumId w:val="2"/>
   </w:num>
   <w:num w:numId="6" w16cid:durableId="200093273">
-    <w:abstractNumId w:val="6"/>
+    <w:abstractNumId w:val="7"/>
   </w:num>
   <w:num w:numId="7" w16cid:durableId="25716504">
-    <w:abstractNumId w:val="7"/>
+    <w:abstractNumId w:val="8"/>
   </w:num>
   <w:num w:numId="8" w16cid:durableId="776751749">
     <w:abstractNumId w:val="0"/>
+  </w:num>
+  <w:num w:numId="9" w16cid:durableId="378210642">
+    <w:abstractNumId w:val="6"/>
   </w:num>
 </w:numbering>
 </file>
